--- a/Block_C/Отчёт block C.docx
+++ b/Block_C/Отчёт block C.docx
@@ -35,15 +35,14 @@
         <w:rPr>
           <w:b/>
           <w:bCs/>
-          <w:noProof/>
           <w:sz w:val="32"/>
           <w:szCs w:val="32"/>
         </w:rPr>
         <w:drawing>
-          <wp:inline distT="0" distB="0" distL="0" distR="0" wp14:anchorId="5D985499" wp14:editId="73794C9D">
-            <wp:extent cx="5940425" cy="3866515"/>
-            <wp:effectExtent l="0" t="0" r="3175" b="635"/>
-            <wp:docPr id="1809411061" name="Рисунок 1"/>
+          <wp:inline distT="0" distB="0" distL="0" distR="0" wp14:anchorId="4875D625" wp14:editId="3AC5E0F2">
+            <wp:extent cx="5940425" cy="4176395"/>
+            <wp:effectExtent l="0" t="0" r="3175" b="0"/>
+            <wp:docPr id="182151954" name="Рисунок 1"/>
             <wp:cNvGraphicFramePr>
               <a:graphicFrameLocks xmlns:a="http://schemas.openxmlformats.org/drawingml/2006/main" noChangeAspect="1"/>
             </wp:cNvGraphicFramePr>
@@ -51,7 +50,7 @@
               <a:graphicData uri="http://schemas.openxmlformats.org/drawingml/2006/picture">
                 <pic:pic xmlns:pic="http://schemas.openxmlformats.org/drawingml/2006/picture">
                   <pic:nvPicPr>
-                    <pic:cNvPr id="1809411061" name=""/>
+                    <pic:cNvPr id="182151954" name=""/>
                     <pic:cNvPicPr/>
                   </pic:nvPicPr>
                   <pic:blipFill>
@@ -63,7 +62,7 @@
                   <pic:spPr>
                     <a:xfrm>
                       <a:off x="0" y="0"/>
-                      <a:ext cx="5940425" cy="3866515"/>
+                      <a:ext cx="5940425" cy="4176395"/>
                     </a:xfrm>
                     <a:prstGeom prst="rect">
                       <a:avLst/>
@@ -89,16 +88,15 @@
         <w:rPr>
           <w:b/>
           <w:bCs/>
-          <w:noProof/>
           <w:sz w:val="32"/>
           <w:szCs w:val="32"/>
         </w:rPr>
         <w:lastRenderedPageBreak/>
         <w:drawing>
-          <wp:inline distT="0" distB="0" distL="0" distR="0" wp14:anchorId="1D720575" wp14:editId="6826BF6E">
-            <wp:extent cx="5940425" cy="5212715"/>
-            <wp:effectExtent l="0" t="0" r="3175" b="6985"/>
-            <wp:docPr id="1838603238" name="Рисунок 1"/>
+          <wp:inline distT="0" distB="0" distL="0" distR="0" wp14:anchorId="47182DEE" wp14:editId="1DD12395">
+            <wp:extent cx="5940425" cy="5807075"/>
+            <wp:effectExtent l="0" t="0" r="3175" b="3175"/>
+            <wp:docPr id="1635531739" name="Рисунок 1"/>
             <wp:cNvGraphicFramePr>
               <a:graphicFrameLocks xmlns:a="http://schemas.openxmlformats.org/drawingml/2006/main" noChangeAspect="1"/>
             </wp:cNvGraphicFramePr>
@@ -106,7 +104,7 @@
               <a:graphicData uri="http://schemas.openxmlformats.org/drawingml/2006/picture">
                 <pic:pic xmlns:pic="http://schemas.openxmlformats.org/drawingml/2006/picture">
                   <pic:nvPicPr>
-                    <pic:cNvPr id="1838603238" name=""/>
+                    <pic:cNvPr id="1635531739" name=""/>
                     <pic:cNvPicPr/>
                   </pic:nvPicPr>
                   <pic:blipFill>
@@ -118,7 +116,7 @@
                   <pic:spPr>
                     <a:xfrm>
                       <a:off x="0" y="0"/>
-                      <a:ext cx="5940425" cy="5212715"/>
+                      <a:ext cx="5940425" cy="5807075"/>
                     </a:xfrm>
                     <a:prstGeom prst="rect">
                       <a:avLst/>
@@ -144,15 +142,14 @@
         <w:rPr>
           <w:b/>
           <w:bCs/>
-          <w:noProof/>
           <w:sz w:val="32"/>
           <w:szCs w:val="32"/>
         </w:rPr>
         <w:drawing>
-          <wp:inline distT="0" distB="0" distL="0" distR="0" wp14:anchorId="47A4E1F6" wp14:editId="26E45935">
-            <wp:extent cx="5940425" cy="2824480"/>
-            <wp:effectExtent l="0" t="0" r="3175" b="0"/>
-            <wp:docPr id="1459205215" name="Рисунок 1"/>
+          <wp:inline distT="0" distB="0" distL="0" distR="0" wp14:anchorId="7DA10638" wp14:editId="5EC3EF33">
+            <wp:extent cx="5940425" cy="2543175"/>
+            <wp:effectExtent l="0" t="0" r="3175" b="9525"/>
+            <wp:docPr id="1241922121" name="Рисунок 1"/>
             <wp:cNvGraphicFramePr>
               <a:graphicFrameLocks xmlns:a="http://schemas.openxmlformats.org/drawingml/2006/main" noChangeAspect="1"/>
             </wp:cNvGraphicFramePr>
@@ -160,7 +157,7 @@
               <a:graphicData uri="http://schemas.openxmlformats.org/drawingml/2006/picture">
                 <pic:pic xmlns:pic="http://schemas.openxmlformats.org/drawingml/2006/picture">
                   <pic:nvPicPr>
-                    <pic:cNvPr id="1459205215" name=""/>
+                    <pic:cNvPr id="1241922121" name=""/>
                     <pic:cNvPicPr/>
                   </pic:nvPicPr>
                   <pic:blipFill>
@@ -172,7 +169,7 @@
                   <pic:spPr>
                     <a:xfrm>
                       <a:off x="0" y="0"/>
-                      <a:ext cx="5940425" cy="2824480"/>
+                      <a:ext cx="5940425" cy="2543175"/>
                     </a:xfrm>
                     <a:prstGeom prst="rect">
                       <a:avLst/>
@@ -194,13 +191,34 @@
           <w:szCs w:val="32"/>
         </w:rPr>
       </w:pPr>
-      <w:r>
-        <w:rPr>
-          <w:b/>
-          <w:bCs/>
-          <w:sz w:val="32"/>
-          <w:szCs w:val="32"/>
-        </w:rPr>
+    </w:p>
+    <w:p>
+      <w:pPr>
+        <w:rPr>
+          <w:b/>
+          <w:bCs/>
+          <w:sz w:val="32"/>
+          <w:szCs w:val="32"/>
+        </w:rPr>
+      </w:pPr>
+    </w:p>
+    <w:p>
+      <w:pPr>
+        <w:rPr>
+          <w:b/>
+          <w:bCs/>
+          <w:sz w:val="32"/>
+          <w:szCs w:val="32"/>
+        </w:rPr>
+      </w:pPr>
+      <w:r>
+        <w:rPr>
+          <w:b/>
+          <w:bCs/>
+          <w:sz w:val="32"/>
+          <w:szCs w:val="32"/>
+        </w:rPr>
+        <w:lastRenderedPageBreak/>
         <w:t>Пример работы</w:t>
       </w:r>
       <w:r>
@@ -223,6 +241,16 @@
           <w:szCs w:val="32"/>
         </w:rPr>
       </w:pPr>
+    </w:p>
+    <w:p>
+      <w:pPr>
+        <w:rPr>
+          <w:b/>
+          <w:bCs/>
+          <w:sz w:val="32"/>
+          <w:szCs w:val="32"/>
+        </w:rPr>
+      </w:pPr>
       <w:r>
         <w:rPr>
           <w:b/>
@@ -231,9 +259,106 @@
           <w:sz w:val="32"/>
           <w:szCs w:val="32"/>
         </w:rPr>
-        <w:lastRenderedPageBreak/>
         <w:drawing>
-          <wp:inline distT="0" distB="0" distL="0" distR="0" wp14:anchorId="18B41BD4" wp14:editId="57C07D22">
+          <wp:inline distT="0" distB="0" distL="0" distR="0" wp14:anchorId="1997D3AA" wp14:editId="109FE6A3">
+            <wp:extent cx="5940425" cy="1028065"/>
+            <wp:effectExtent l="0" t="0" r="3175" b="635"/>
+            <wp:docPr id="1248401122" name="Рисунок 1"/>
+            <wp:cNvGraphicFramePr>
+              <a:graphicFrameLocks xmlns:a="http://schemas.openxmlformats.org/drawingml/2006/main" noChangeAspect="1"/>
+            </wp:cNvGraphicFramePr>
+            <a:graphic xmlns:a="http://schemas.openxmlformats.org/drawingml/2006/main">
+              <a:graphicData uri="http://schemas.openxmlformats.org/drawingml/2006/picture">
+                <pic:pic xmlns:pic="http://schemas.openxmlformats.org/drawingml/2006/picture">
+                  <pic:nvPicPr>
+                    <pic:cNvPr id="1248401122" name=""/>
+                    <pic:cNvPicPr/>
+                  </pic:nvPicPr>
+                  <pic:blipFill>
+                    <a:blip r:embed="rId7"/>
+                    <a:stretch>
+                      <a:fillRect/>
+                    </a:stretch>
+                  </pic:blipFill>
+                  <pic:spPr>
+                    <a:xfrm>
+                      <a:off x="0" y="0"/>
+                      <a:ext cx="5940425" cy="1028065"/>
+                    </a:xfrm>
+                    <a:prstGeom prst="rect">
+                      <a:avLst/>
+                    </a:prstGeom>
+                  </pic:spPr>
+                </pic:pic>
+              </a:graphicData>
+            </a:graphic>
+          </wp:inline>
+        </w:drawing>
+      </w:r>
+      <w:r>
+        <w:rPr>
+          <w:b/>
+          <w:bCs/>
+          <w:noProof/>
+          <w:sz w:val="32"/>
+          <w:szCs w:val="32"/>
+        </w:rPr>
+        <w:drawing>
+          <wp:inline distT="0" distB="0" distL="0" distR="0" wp14:anchorId="51D42768" wp14:editId="3E8CFBEA">
+            <wp:extent cx="5940425" cy="2025650"/>
+            <wp:effectExtent l="0" t="0" r="3175" b="0"/>
+            <wp:docPr id="334068561" name="Рисунок 1"/>
+            <wp:cNvGraphicFramePr>
+              <a:graphicFrameLocks xmlns:a="http://schemas.openxmlformats.org/drawingml/2006/main" noChangeAspect="1"/>
+            </wp:cNvGraphicFramePr>
+            <a:graphic xmlns:a="http://schemas.openxmlformats.org/drawingml/2006/main">
+              <a:graphicData uri="http://schemas.openxmlformats.org/drawingml/2006/picture">
+                <pic:pic xmlns:pic="http://schemas.openxmlformats.org/drawingml/2006/picture">
+                  <pic:nvPicPr>
+                    <pic:cNvPr id="334068561" name=""/>
+                    <pic:cNvPicPr/>
+                  </pic:nvPicPr>
+                  <pic:blipFill>
+                    <a:blip r:embed="rId8"/>
+                    <a:stretch>
+                      <a:fillRect/>
+                    </a:stretch>
+                  </pic:blipFill>
+                  <pic:spPr>
+                    <a:xfrm>
+                      <a:off x="0" y="0"/>
+                      <a:ext cx="5940425" cy="2025650"/>
+                    </a:xfrm>
+                    <a:prstGeom prst="rect">
+                      <a:avLst/>
+                    </a:prstGeom>
+                  </pic:spPr>
+                </pic:pic>
+              </a:graphicData>
+            </a:graphic>
+          </wp:inline>
+        </w:drawing>
+      </w:r>
+    </w:p>
+    <w:p>
+      <w:pPr>
+        <w:rPr>
+          <w:b/>
+          <w:bCs/>
+          <w:sz w:val="32"/>
+          <w:szCs w:val="32"/>
+        </w:rPr>
+      </w:pPr>
+      <w:r>
+        <w:rPr>
+          <w:b/>
+          <w:bCs/>
+          <w:noProof/>
+          <w:sz w:val="32"/>
+          <w:szCs w:val="32"/>
+        </w:rPr>
+        <w:drawing>
+          <wp:inline distT="0" distB="0" distL="0" distR="0" wp14:anchorId="2D4BCF5D" wp14:editId="39020161">
             <wp:extent cx="5940425" cy="2724150"/>
             <wp:effectExtent l="0" t="0" r="3175" b="0"/>
             <wp:docPr id="834731294" name="Рисунок 1"/>
@@ -248,7 +373,7 @@
                     <pic:cNvPicPr/>
                   </pic:nvPicPr>
                   <pic:blipFill rotWithShape="1">
-                    <a:blip r:embed="rId7"/>
+                    <a:blip r:embed="rId9"/>
                     <a:srcRect t="31628" b="33978"/>
                     <a:stretch/>
                   </pic:blipFill>
@@ -268,104 +393,6 @@
                         <a14:shadowObscured xmlns:a14="http://schemas.microsoft.com/office/drawing/2010/main"/>
                       </a:ext>
                     </a:extLst>
-                  </pic:spPr>
-                </pic:pic>
-              </a:graphicData>
-            </a:graphic>
-          </wp:inline>
-        </w:drawing>
-      </w:r>
-    </w:p>
-    <w:p>
-      <w:pPr>
-        <w:rPr>
-          <w:b/>
-          <w:bCs/>
-          <w:sz w:val="32"/>
-          <w:szCs w:val="32"/>
-        </w:rPr>
-      </w:pPr>
-      <w:r>
-        <w:rPr>
-          <w:b/>
-          <w:bCs/>
-          <w:noProof/>
-          <w:sz w:val="32"/>
-          <w:szCs w:val="32"/>
-        </w:rPr>
-        <w:drawing>
-          <wp:inline distT="0" distB="0" distL="0" distR="0" wp14:anchorId="1997D3AA" wp14:editId="109FE6A3">
-            <wp:extent cx="5940425" cy="1028065"/>
-            <wp:effectExtent l="0" t="0" r="3175" b="635"/>
-            <wp:docPr id="1248401122" name="Рисунок 1"/>
-            <wp:cNvGraphicFramePr>
-              <a:graphicFrameLocks xmlns:a="http://schemas.openxmlformats.org/drawingml/2006/main" noChangeAspect="1"/>
-            </wp:cNvGraphicFramePr>
-            <a:graphic xmlns:a="http://schemas.openxmlformats.org/drawingml/2006/main">
-              <a:graphicData uri="http://schemas.openxmlformats.org/drawingml/2006/picture">
-                <pic:pic xmlns:pic="http://schemas.openxmlformats.org/drawingml/2006/picture">
-                  <pic:nvPicPr>
-                    <pic:cNvPr id="1248401122" name=""/>
-                    <pic:cNvPicPr/>
-                  </pic:nvPicPr>
-                  <pic:blipFill>
-                    <a:blip r:embed="rId8"/>
-                    <a:stretch>
-                      <a:fillRect/>
-                    </a:stretch>
-                  </pic:blipFill>
-                  <pic:spPr>
-                    <a:xfrm>
-                      <a:off x="0" y="0"/>
-                      <a:ext cx="5940425" cy="1028065"/>
-                    </a:xfrm>
-                    <a:prstGeom prst="rect">
-                      <a:avLst/>
-                    </a:prstGeom>
-                  </pic:spPr>
-                </pic:pic>
-              </a:graphicData>
-            </a:graphic>
-          </wp:inline>
-        </w:drawing>
-      </w:r>
-      <w:r>
-        <w:rPr>
-          <w:b/>
-          <w:bCs/>
-          <w:noProof/>
-          <w:sz w:val="32"/>
-          <w:szCs w:val="32"/>
-        </w:rPr>
-        <w:drawing>
-          <wp:inline distT="0" distB="0" distL="0" distR="0" wp14:anchorId="51D42768" wp14:editId="3E8CFBEA">
-            <wp:extent cx="5940425" cy="2025650"/>
-            <wp:effectExtent l="0" t="0" r="3175" b="0"/>
-            <wp:docPr id="334068561" name="Рисунок 1"/>
-            <wp:cNvGraphicFramePr>
-              <a:graphicFrameLocks xmlns:a="http://schemas.openxmlformats.org/drawingml/2006/main" noChangeAspect="1"/>
-            </wp:cNvGraphicFramePr>
-            <a:graphic xmlns:a="http://schemas.openxmlformats.org/drawingml/2006/main">
-              <a:graphicData uri="http://schemas.openxmlformats.org/drawingml/2006/picture">
-                <pic:pic xmlns:pic="http://schemas.openxmlformats.org/drawingml/2006/picture">
-                  <pic:nvPicPr>
-                    <pic:cNvPr id="334068561" name=""/>
-                    <pic:cNvPicPr/>
-                  </pic:nvPicPr>
-                  <pic:blipFill>
-                    <a:blip r:embed="rId9"/>
-                    <a:stretch>
-                      <a:fillRect/>
-                    </a:stretch>
-                  </pic:blipFill>
-                  <pic:spPr>
-                    <a:xfrm>
-                      <a:off x="0" y="0"/>
-                      <a:ext cx="5940425" cy="2025650"/>
-                    </a:xfrm>
-                    <a:prstGeom prst="rect">
-                      <a:avLst/>
-                    </a:prstGeom>
                   </pic:spPr>
                 </pic:pic>
               </a:graphicData>
@@ -530,10 +557,10 @@
         </w:rPr>
         <w:lastRenderedPageBreak/>
         <w:drawing>
-          <wp:inline distT="0" distB="0" distL="0" distR="0" wp14:anchorId="3473363C" wp14:editId="4830912A">
-            <wp:extent cx="5940425" cy="5368290"/>
-            <wp:effectExtent l="0" t="0" r="3175" b="3810"/>
-            <wp:docPr id="1614881509" name="Рисунок 1"/>
+          <wp:inline distT="0" distB="0" distL="0" distR="0" wp14:anchorId="16604D9B" wp14:editId="3607F95C">
+            <wp:extent cx="5940425" cy="5892800"/>
+            <wp:effectExtent l="0" t="0" r="3175" b="0"/>
+            <wp:docPr id="512347381" name="Рисунок 1"/>
             <wp:cNvGraphicFramePr>
               <a:graphicFrameLocks xmlns:a="http://schemas.openxmlformats.org/drawingml/2006/main" noChangeAspect="1"/>
             </wp:cNvGraphicFramePr>
@@ -541,7 +568,7 @@
               <a:graphicData uri="http://schemas.openxmlformats.org/drawingml/2006/picture">
                 <pic:pic xmlns:pic="http://schemas.openxmlformats.org/drawingml/2006/picture">
                   <pic:nvPicPr>
-                    <pic:cNvPr id="1614881509" name=""/>
+                    <pic:cNvPr id="512347381" name=""/>
                     <pic:cNvPicPr/>
                   </pic:nvPicPr>
                   <pic:blipFill>
@@ -553,7 +580,7 @@
                   <pic:spPr>
                     <a:xfrm>
                       <a:off x="0" y="0"/>
-                      <a:ext cx="5940425" cy="5368290"/>
+                      <a:ext cx="5940425" cy="5892800"/>
                     </a:xfrm>
                     <a:prstGeom prst="rect">
                       <a:avLst/>
@@ -584,10 +611,10 @@
         </w:rPr>
         <w:lastRenderedPageBreak/>
         <w:drawing>
-          <wp:inline distT="0" distB="0" distL="0" distR="0" wp14:anchorId="5AA5AAF1" wp14:editId="53E6571C">
-            <wp:extent cx="5940425" cy="5048250"/>
-            <wp:effectExtent l="0" t="0" r="3175" b="0"/>
-            <wp:docPr id="416576542" name="Рисунок 1"/>
+          <wp:inline distT="0" distB="0" distL="0" distR="0" wp14:anchorId="21FE68A4" wp14:editId="380116EA">
+            <wp:extent cx="5706271" cy="6220693"/>
+            <wp:effectExtent l="0" t="0" r="8890" b="8890"/>
+            <wp:docPr id="2079864079" name="Рисунок 1"/>
             <wp:cNvGraphicFramePr>
               <a:graphicFrameLocks xmlns:a="http://schemas.openxmlformats.org/drawingml/2006/main" noChangeAspect="1"/>
             </wp:cNvGraphicFramePr>
@@ -595,7 +622,7 @@
               <a:graphicData uri="http://schemas.openxmlformats.org/drawingml/2006/picture">
                 <pic:pic xmlns:pic="http://schemas.openxmlformats.org/drawingml/2006/picture">
                   <pic:nvPicPr>
-                    <pic:cNvPr id="416576542" name=""/>
+                    <pic:cNvPr id="2079864079" name=""/>
                     <pic:cNvPicPr/>
                   </pic:nvPicPr>
                   <pic:blipFill>
@@ -607,7 +634,7 @@
                   <pic:spPr>
                     <a:xfrm>
                       <a:off x="0" y="0"/>
-                      <a:ext cx="5940425" cy="5048250"/>
+                      <a:ext cx="5706271" cy="6220693"/>
                     </a:xfrm>
                     <a:prstGeom prst="rect">
                       <a:avLst/>
@@ -638,10 +665,10 @@
         </w:rPr>
         <w:lastRenderedPageBreak/>
         <w:drawing>
-          <wp:inline distT="0" distB="0" distL="0" distR="0" wp14:anchorId="612144B8" wp14:editId="77BCD651">
-            <wp:extent cx="5940425" cy="4340225"/>
-            <wp:effectExtent l="0" t="0" r="3175" b="3175"/>
-            <wp:docPr id="191044819" name="Рисунок 1"/>
+          <wp:inline distT="0" distB="0" distL="0" distR="0" wp14:anchorId="0026E342" wp14:editId="4E055862">
+            <wp:extent cx="5940425" cy="4301490"/>
+            <wp:effectExtent l="0" t="0" r="3175" b="3810"/>
+            <wp:docPr id="715936790" name="Рисунок 1"/>
             <wp:cNvGraphicFramePr>
               <a:graphicFrameLocks xmlns:a="http://schemas.openxmlformats.org/drawingml/2006/main" noChangeAspect="1"/>
             </wp:cNvGraphicFramePr>
@@ -649,7 +676,7 @@
               <a:graphicData uri="http://schemas.openxmlformats.org/drawingml/2006/picture">
                 <pic:pic xmlns:pic="http://schemas.openxmlformats.org/drawingml/2006/picture">
                   <pic:nvPicPr>
-                    <pic:cNvPr id="191044819" name=""/>
+                    <pic:cNvPr id="715936790" name=""/>
                     <pic:cNvPicPr/>
                   </pic:nvPicPr>
                   <pic:blipFill>
@@ -661,7 +688,7 @@
                   <pic:spPr>
                     <a:xfrm>
                       <a:off x="0" y="0"/>
-                      <a:ext cx="5940425" cy="4340225"/>
+                      <a:ext cx="5940425" cy="4301490"/>
                     </a:xfrm>
                     <a:prstGeom prst="rect">
                       <a:avLst/>
@@ -691,6 +718,26 @@
           <w:bCs/>
           <w:sz w:val="32"/>
           <w:szCs w:val="32"/>
+        </w:rPr>
+      </w:pPr>
+    </w:p>
+    <w:p>
+      <w:pPr>
+        <w:rPr>
+          <w:b/>
+          <w:bCs/>
+          <w:sz w:val="32"/>
+          <w:szCs w:val="32"/>
+        </w:rPr>
+      </w:pPr>
+    </w:p>
+    <w:p>
+      <w:pPr>
+        <w:rPr>
+          <w:b/>
+          <w:bCs/>
+          <w:sz w:val="32"/>
+          <w:szCs w:val="32"/>
           <w:lang w:val="en-US"/>
         </w:rPr>
       </w:pPr>
@@ -724,6 +771,16 @@
           <w:lang w:val="en-US"/>
         </w:rPr>
       </w:pPr>
+    </w:p>
+    <w:p>
+      <w:pPr>
+        <w:rPr>
+          <w:b/>
+          <w:bCs/>
+          <w:sz w:val="32"/>
+          <w:szCs w:val="32"/>
+        </w:rPr>
+      </w:pPr>
       <w:r>
         <w:rPr>
           <w:b/>
@@ -733,7 +790,62 @@
           <w:szCs w:val="32"/>
         </w:rPr>
         <w:drawing>
-          <wp:inline distT="0" distB="0" distL="0" distR="0" wp14:anchorId="57870067" wp14:editId="59208FAC">
+          <wp:inline distT="0" distB="0" distL="0" distR="0" wp14:anchorId="49F56CC4" wp14:editId="0C834617">
+            <wp:extent cx="5940425" cy="1821815"/>
+            <wp:effectExtent l="0" t="0" r="3175" b="6985"/>
+            <wp:docPr id="894647123" name="Рисунок 1"/>
+            <wp:cNvGraphicFramePr>
+              <a:graphicFrameLocks xmlns:a="http://schemas.openxmlformats.org/drawingml/2006/main" noChangeAspect="1"/>
+            </wp:cNvGraphicFramePr>
+            <a:graphic xmlns:a="http://schemas.openxmlformats.org/drawingml/2006/main">
+              <a:graphicData uri="http://schemas.openxmlformats.org/drawingml/2006/picture">
+                <pic:pic xmlns:pic="http://schemas.openxmlformats.org/drawingml/2006/picture">
+                  <pic:nvPicPr>
+                    <pic:cNvPr id="894647123" name=""/>
+                    <pic:cNvPicPr/>
+                  </pic:nvPicPr>
+                  <pic:blipFill>
+                    <a:blip r:embed="rId15"/>
+                    <a:stretch>
+                      <a:fillRect/>
+                    </a:stretch>
+                  </pic:blipFill>
+                  <pic:spPr>
+                    <a:xfrm>
+                      <a:off x="0" y="0"/>
+                      <a:ext cx="5940425" cy="1821815"/>
+                    </a:xfrm>
+                    <a:prstGeom prst="rect">
+                      <a:avLst/>
+                    </a:prstGeom>
+                  </pic:spPr>
+                </pic:pic>
+              </a:graphicData>
+            </a:graphic>
+          </wp:inline>
+        </w:drawing>
+      </w:r>
+    </w:p>
+    <w:p>
+      <w:pPr>
+        <w:rPr>
+          <w:b/>
+          <w:bCs/>
+          <w:sz w:val="32"/>
+          <w:szCs w:val="32"/>
+        </w:rPr>
+      </w:pPr>
+      <w:r>
+        <w:rPr>
+          <w:b/>
+          <w:bCs/>
+          <w:noProof/>
+          <w:sz w:val="32"/>
+          <w:szCs w:val="32"/>
+        </w:rPr>
+        <w:lastRenderedPageBreak/>
+        <w:drawing>
+          <wp:inline distT="0" distB="0" distL="0" distR="0" wp14:anchorId="35CC6667" wp14:editId="22A2B4CB">
             <wp:extent cx="5940425" cy="3048000"/>
             <wp:effectExtent l="0" t="0" r="3175" b="0"/>
             <wp:docPr id="1879441778" name="Рисунок 1"/>
@@ -748,7 +860,7 @@
                     <pic:cNvPicPr/>
                   </pic:nvPicPr>
                   <pic:blipFill rotWithShape="1">
-                    <a:blip r:embed="rId15"/>
+                    <a:blip r:embed="rId16"/>
                     <a:srcRect t="31749" b="29768"/>
                     <a:stretch/>
                   </pic:blipFill>
@@ -768,61 +880,6 @@
                         <a14:shadowObscured xmlns:a14="http://schemas.microsoft.com/office/drawing/2010/main"/>
                       </a:ext>
                     </a:extLst>
-                  </pic:spPr>
-                </pic:pic>
-              </a:graphicData>
-            </a:graphic>
-          </wp:inline>
-        </w:drawing>
-      </w:r>
-    </w:p>
-    <w:p>
-      <w:pPr>
-        <w:rPr>
-          <w:b/>
-          <w:bCs/>
-          <w:sz w:val="32"/>
-          <w:szCs w:val="32"/>
-        </w:rPr>
-      </w:pPr>
-      <w:r>
-        <w:rPr>
-          <w:b/>
-          <w:bCs/>
-          <w:noProof/>
-          <w:sz w:val="32"/>
-          <w:szCs w:val="32"/>
-        </w:rPr>
-        <w:lastRenderedPageBreak/>
-        <w:drawing>
-          <wp:inline distT="0" distB="0" distL="0" distR="0" wp14:anchorId="49F56CC4" wp14:editId="0C834617">
-            <wp:extent cx="5940425" cy="1821815"/>
-            <wp:effectExtent l="0" t="0" r="3175" b="6985"/>
-            <wp:docPr id="894647123" name="Рисунок 1"/>
-            <wp:cNvGraphicFramePr>
-              <a:graphicFrameLocks xmlns:a="http://schemas.openxmlformats.org/drawingml/2006/main" noChangeAspect="1"/>
-            </wp:cNvGraphicFramePr>
-            <a:graphic xmlns:a="http://schemas.openxmlformats.org/drawingml/2006/main">
-              <a:graphicData uri="http://schemas.openxmlformats.org/drawingml/2006/picture">
-                <pic:pic xmlns:pic="http://schemas.openxmlformats.org/drawingml/2006/picture">
-                  <pic:nvPicPr>
-                    <pic:cNvPr id="894647123" name=""/>
-                    <pic:cNvPicPr/>
-                  </pic:nvPicPr>
-                  <pic:blipFill>
-                    <a:blip r:embed="rId16"/>
-                    <a:stretch>
-                      <a:fillRect/>
-                    </a:stretch>
-                  </pic:blipFill>
-                  <pic:spPr>
-                    <a:xfrm>
-                      <a:off x="0" y="0"/>
-                      <a:ext cx="5940425" cy="1821815"/>
-                    </a:xfrm>
-                    <a:prstGeom prst="rect">
-                      <a:avLst/>
-                    </a:prstGeom>
                   </pic:spPr>
                 </pic:pic>
               </a:graphicData>
@@ -951,6 +1008,7 @@
           <w:sz w:val="32"/>
           <w:szCs w:val="32"/>
         </w:rPr>
+        <w:lastRenderedPageBreak/>
         <w:drawing>
           <wp:inline distT="0" distB="0" distL="0" distR="0" wp14:anchorId="2986C87E" wp14:editId="5AD04724">
             <wp:extent cx="5940425" cy="3197225"/>
